--- a/.ai-workflow/work/tasks/현장방문대비/30 관리 산출물/개발/md2docx-styled/JSA-PF-ST-002_Git 브랜치 커밋 규칙.docx
+++ b/.ai-workflow/work/tasks/현장방문대비/30 관리 산출물/개발/md2docx-styled/JSA-PF-ST-002_Git 브랜치 커밋 규칙.docx
@@ -13,44 +13,94 @@
     <w:tbl>
       <w:tblPr>
         <w:tblStyle w:val="Table"/>
-        <w:tblW w:type="pct" w:w="5000"/>
+        <w:tblW w:w="9638" w:type="dxa"/>
+        <w:tblBorders>
+          <w:top w:val="single" w:sz="4" w:space="0" w:color="CDD1D5"/>
+          <w:left w:val="single" w:sz="4" w:space="0" w:color="CDD1D5"/>
+          <w:bottom w:val="single" w:sz="4" w:space="0" w:color="CDD1D5"/>
+          <w:right w:val="single" w:sz="4" w:space="0" w:color="CDD1D5"/>
+          <w:insideH w:val="single" w:sz="4" w:space="0" w:color="CDD1D5"/>
+          <w:insideV w:val="single" w:sz="4" w:space="0" w:color="CDD1D5"/>
+        </w:tblBorders>
         <w:tblLayout w:type="fixed"/>
+        <w:tblCellMar>
+          <w:top w:w="50" w:type="dxa"/>
+          <w:left w:w="100" w:type="dxa"/>
+          <w:bottom w:w="50" w:type="dxa"/>
+          <w:right w:w="100" w:type="dxa"/>
+        </w:tblCellMar>
         <w:tblLook w:firstRow="1" w:lastRow="0" w:firstColumn="0" w:lastColumn="0" w:noHBand="0" w:noVBand="0" w:val="0020"/>
       </w:tblPr>
       <w:tblGrid>
-        <w:gridCol w:w="1909"/>
-        <w:gridCol w:w="6010"/>
+        <w:gridCol w:w="2323"/>
+        <w:gridCol w:w="7315"/>
       </w:tblGrid>
       <w:tr>
         <w:trPr>
+          <w:cantSplit/>
           <w:tblHeader w:val="on"/>
         </w:trPr>
         <w:tc>
-          <w:tcPr/>
-          <w:p>
-            <w:pPr>
-              <w:pStyle w:val="Compact"/>
-            </w:pPr>
-            <w:r>
+          <w:tcPr>
+            <w:tcW w:w="2323" w:type="dxa"/>
+            <w:tcBorders>
+              <w:top w:val="single" w:sz="4" w:space="0" w:color="90A9C6"/>
+              <w:left w:val="single" w:sz="4" w:space="0" w:color="90A9C6"/>
+              <w:bottom w:val="single" w:sz="4" w:space="0" w:color="90A9C6"/>
+              <w:right w:val="single" w:sz="4" w:space="0" w:color="90A9C6"/>
+            </w:tcBorders>
+            <w:shd w:val="clear" w:color="auto" w:fill="D6E0EB"/>
+            <w:vAlign w:val="center"/>
+          </w:tcPr>
+          <w:p>
+            <w:pPr>
+              <w:pStyle w:val="Compact"/>
+            </w:pPr>
+            <w:r>
+              <w:rPr>
+                <w:b/>
+                <w:bCs/>
+                <w:color w:val="131416"/>
+              </w:rPr>
               <w:t xml:space="preserve">항목</w:t>
             </w:r>
           </w:p>
         </w:tc>
         <w:tc>
-          <w:tcPr/>
-          <w:p>
-            <w:pPr>
-              <w:pStyle w:val="Compact"/>
-            </w:pPr>
-            <w:r>
+          <w:tcPr>
+            <w:tcW w:w="7315" w:type="dxa"/>
+            <w:tcBorders>
+              <w:top w:val="single" w:sz="4" w:space="0" w:color="90A9C6"/>
+              <w:left w:val="single" w:sz="4" w:space="0" w:color="90A9C6"/>
+              <w:bottom w:val="single" w:sz="4" w:space="0" w:color="90A9C6"/>
+              <w:right w:val="single" w:sz="4" w:space="0" w:color="90A9C6"/>
+            </w:tcBorders>
+            <w:shd w:val="clear" w:color="auto" w:fill="D6E0EB"/>
+            <w:vAlign w:val="center"/>
+          </w:tcPr>
+          <w:p>
+            <w:pPr>
+              <w:pStyle w:val="Compact"/>
+            </w:pPr>
+            <w:r>
+              <w:rPr>
+                <w:b/>
+                <w:bCs/>
+                <w:color w:val="131416"/>
+              </w:rPr>
               <w:t xml:space="preserve">내용</w:t>
             </w:r>
           </w:p>
         </w:tc>
       </w:tr>
       <w:tr>
-        <w:tc>
-          <w:tcPr/>
+        <w:trPr>
+          <w:cantSplit/>
+        </w:trPr>
+        <w:tc>
+          <w:tcPr>
+            <w:tcW w:w="2323" w:type="dxa"/>
+          </w:tcPr>
           <w:p>
             <w:pPr>
               <w:pStyle w:val="Compact"/>
@@ -61,7 +111,9 @@
           </w:p>
         </w:tc>
         <w:tc>
-          <w:tcPr/>
+          <w:tcPr>
+            <w:tcW w:w="7315" w:type="dxa"/>
+          </w:tcPr>
           <w:p>
             <w:pPr>
               <w:pStyle w:val="Compact"/>
@@ -73,8 +125,13 @@
         </w:tc>
       </w:tr>
       <w:tr>
-        <w:tc>
-          <w:tcPr/>
+        <w:trPr>
+          <w:cantSplit/>
+        </w:trPr>
+        <w:tc>
+          <w:tcPr>
+            <w:tcW w:w="2323" w:type="dxa"/>
+          </w:tcPr>
           <w:p>
             <w:pPr>
               <w:pStyle w:val="Compact"/>
@@ -85,7 +142,9 @@
           </w:p>
         </w:tc>
         <w:tc>
-          <w:tcPr/>
+          <w:tcPr>
+            <w:tcW w:w="7315" w:type="dxa"/>
+          </w:tcPr>
           <w:p>
             <w:pPr>
               <w:pStyle w:val="Compact"/>
@@ -97,8 +156,13 @@
         </w:tc>
       </w:tr>
       <w:tr>
-        <w:tc>
-          <w:tcPr/>
+        <w:trPr>
+          <w:cantSplit/>
+        </w:trPr>
+        <w:tc>
+          <w:tcPr>
+            <w:tcW w:w="2323" w:type="dxa"/>
+          </w:tcPr>
           <w:p>
             <w:pPr>
               <w:pStyle w:val="Compact"/>
@@ -109,7 +173,9 @@
           </w:p>
         </w:tc>
         <w:tc>
-          <w:tcPr/>
+          <w:tcPr>
+            <w:tcW w:w="7315" w:type="dxa"/>
+          </w:tcPr>
           <w:p>
             <w:pPr>
               <w:pStyle w:val="Compact"/>
@@ -121,8 +187,13 @@
         </w:tc>
       </w:tr>
       <w:tr>
-        <w:tc>
-          <w:tcPr/>
+        <w:trPr>
+          <w:cantSplit/>
+        </w:trPr>
+        <w:tc>
+          <w:tcPr>
+            <w:tcW w:w="2323" w:type="dxa"/>
+          </w:tcPr>
           <w:p>
             <w:pPr>
               <w:pStyle w:val="Compact"/>
@@ -133,7 +204,9 @@
           </w:p>
         </w:tc>
         <w:tc>
-          <w:tcPr/>
+          <w:tcPr>
+            <w:tcW w:w="7315" w:type="dxa"/>
+          </w:tcPr>
           <w:p>
             <w:pPr>
               <w:pStyle w:val="Compact"/>
@@ -145,8 +218,13 @@
         </w:tc>
       </w:tr>
       <w:tr>
-        <w:tc>
-          <w:tcPr/>
+        <w:trPr>
+          <w:cantSplit/>
+        </w:trPr>
+        <w:tc>
+          <w:tcPr>
+            <w:tcW w:w="2323" w:type="dxa"/>
+          </w:tcPr>
           <w:p>
             <w:pPr>
               <w:pStyle w:val="Compact"/>
@@ -157,7 +235,9 @@
           </w:p>
         </w:tc>
         <w:tc>
-          <w:tcPr/>
+          <w:tcPr>
+            <w:tcW w:w="7315" w:type="dxa"/>
+          </w:tcPr>
           <w:p>
             <w:pPr>
               <w:pStyle w:val="Compact"/>
@@ -169,8 +249,13 @@
         </w:tc>
       </w:tr>
       <w:tr>
-        <w:tc>
-          <w:tcPr/>
+        <w:trPr>
+          <w:cantSplit/>
+        </w:trPr>
+        <w:tc>
+          <w:tcPr>
+            <w:tcW w:w="2323" w:type="dxa"/>
+          </w:tcPr>
           <w:p>
             <w:pPr>
               <w:pStyle w:val="Compact"/>
@@ -181,7 +266,9 @@
           </w:p>
         </w:tc>
         <w:tc>
-          <w:tcPr/>
+          <w:tcPr>
+            <w:tcW w:w="7315" w:type="dxa"/>
+          </w:tcPr>
           <w:p>
             <w:pPr>
               <w:pStyle w:val="Compact"/>
@@ -193,8 +280,13 @@
         </w:tc>
       </w:tr>
       <w:tr>
-        <w:tc>
-          <w:tcPr/>
+        <w:trPr>
+          <w:cantSplit/>
+        </w:trPr>
+        <w:tc>
+          <w:tcPr>
+            <w:tcW w:w="2323" w:type="dxa"/>
+          </w:tcPr>
           <w:p>
             <w:pPr>
               <w:pStyle w:val="Compact"/>
@@ -205,7 +297,9 @@
           </w:p>
         </w:tc>
         <w:tc>
-          <w:tcPr/>
+          <w:tcPr>
+            <w:tcW w:w="7315" w:type="dxa"/>
+          </w:tcPr>
           <w:p>
             <w:pPr>
               <w:pStyle w:val="Compact"/>
@@ -228,80 +322,175 @@
     <w:tbl>
       <w:tblPr>
         <w:tblStyle w:val="Table"/>
-        <w:tblW w:type="pct" w:w="5000"/>
+        <w:tblW w:w="9638" w:type="dxa"/>
+        <w:tblBorders>
+          <w:top w:val="single" w:sz="4" w:space="0" w:color="CDD1D5"/>
+          <w:left w:val="single" w:sz="4" w:space="0" w:color="CDD1D5"/>
+          <w:bottom w:val="single" w:sz="4" w:space="0" w:color="CDD1D5"/>
+          <w:right w:val="single" w:sz="4" w:space="0" w:color="CDD1D5"/>
+          <w:insideH w:val="single" w:sz="4" w:space="0" w:color="CDD1D5"/>
+          <w:insideV w:val="single" w:sz="4" w:space="0" w:color="CDD1D5"/>
+        </w:tblBorders>
         <w:tblLayout w:type="fixed"/>
+        <w:tblCellMar>
+          <w:top w:w="50" w:type="dxa"/>
+          <w:left w:w="100" w:type="dxa"/>
+          <w:bottom w:w="50" w:type="dxa"/>
+          <w:right w:w="100" w:type="dxa"/>
+        </w:tblCellMar>
         <w:tblLook w:firstRow="1" w:lastRow="0" w:firstColumn="0" w:lastColumn="0" w:noHBand="0" w:noVBand="0" w:val="0020"/>
       </w:tblPr>
       <w:tblGrid>
-        <w:gridCol w:w="1526"/>
-        <w:gridCol w:w="1622"/>
-        <w:gridCol w:w="1717"/>
-        <w:gridCol w:w="1526"/>
-        <w:gridCol w:w="1526"/>
+        <w:gridCol w:w="1858"/>
+        <w:gridCol w:w="1975"/>
+        <w:gridCol w:w="2090"/>
+        <w:gridCol w:w="1858"/>
+        <w:gridCol w:w="1857"/>
       </w:tblGrid>
       <w:tr>
         <w:trPr>
+          <w:cantSplit/>
           <w:tblHeader w:val="on"/>
         </w:trPr>
         <w:tc>
-          <w:tcPr/>
-          <w:p>
-            <w:pPr>
-              <w:pStyle w:val="Compact"/>
-            </w:pPr>
-            <w:r>
+          <w:tcPr>
+            <w:tcW w:w="1858" w:type="dxa"/>
+            <w:tcBorders>
+              <w:top w:val="single" w:sz="4" w:space="0" w:color="90A9C6"/>
+              <w:left w:val="single" w:sz="4" w:space="0" w:color="90A9C6"/>
+              <w:bottom w:val="single" w:sz="4" w:space="0" w:color="90A9C6"/>
+              <w:right w:val="single" w:sz="4" w:space="0" w:color="90A9C6"/>
+            </w:tcBorders>
+            <w:shd w:val="clear" w:color="auto" w:fill="D6E0EB"/>
+            <w:vAlign w:val="center"/>
+          </w:tcPr>
+          <w:p>
+            <w:pPr>
+              <w:pStyle w:val="Compact"/>
+            </w:pPr>
+            <w:r>
+              <w:rPr>
+                <w:b/>
+                <w:bCs/>
+                <w:color w:val="131416"/>
+              </w:rPr>
               <w:t xml:space="preserve">버전</w:t>
             </w:r>
           </w:p>
         </w:tc>
         <w:tc>
-          <w:tcPr/>
-          <w:p>
-            <w:pPr>
-              <w:pStyle w:val="Compact"/>
-            </w:pPr>
-            <w:r>
+          <w:tcPr>
+            <w:tcW w:w="1975" w:type="dxa"/>
+            <w:tcBorders>
+              <w:top w:val="single" w:sz="4" w:space="0" w:color="90A9C6"/>
+              <w:left w:val="single" w:sz="4" w:space="0" w:color="90A9C6"/>
+              <w:bottom w:val="single" w:sz="4" w:space="0" w:color="90A9C6"/>
+              <w:right w:val="single" w:sz="4" w:space="0" w:color="90A9C6"/>
+            </w:tcBorders>
+            <w:shd w:val="clear" w:color="auto" w:fill="D6E0EB"/>
+            <w:vAlign w:val="center"/>
+          </w:tcPr>
+          <w:p>
+            <w:pPr>
+              <w:pStyle w:val="Compact"/>
+            </w:pPr>
+            <w:r>
+              <w:rPr>
+                <w:b/>
+                <w:bCs/>
+                <w:color w:val="131416"/>
+              </w:rPr>
               <w:t xml:space="preserve">날짜</w:t>
             </w:r>
           </w:p>
         </w:tc>
         <w:tc>
-          <w:tcPr/>
-          <w:p>
-            <w:pPr>
-              <w:pStyle w:val="Compact"/>
-            </w:pPr>
-            <w:r>
+          <w:tcPr>
+            <w:tcW w:w="2090" w:type="dxa"/>
+            <w:tcBorders>
+              <w:top w:val="single" w:sz="4" w:space="0" w:color="90A9C6"/>
+              <w:left w:val="single" w:sz="4" w:space="0" w:color="90A9C6"/>
+              <w:bottom w:val="single" w:sz="4" w:space="0" w:color="90A9C6"/>
+              <w:right w:val="single" w:sz="4" w:space="0" w:color="90A9C6"/>
+            </w:tcBorders>
+            <w:shd w:val="clear" w:color="auto" w:fill="D6E0EB"/>
+            <w:vAlign w:val="center"/>
+          </w:tcPr>
+          <w:p>
+            <w:pPr>
+              <w:pStyle w:val="Compact"/>
+            </w:pPr>
+            <w:r>
+              <w:rPr>
+                <w:b/>
+                <w:bCs/>
+                <w:color w:val="131416"/>
+              </w:rPr>
               <w:t xml:space="preserve">변경 내용</w:t>
             </w:r>
           </w:p>
         </w:tc>
         <w:tc>
-          <w:tcPr/>
-          <w:p>
-            <w:pPr>
-              <w:pStyle w:val="Compact"/>
-            </w:pPr>
-            <w:r>
+          <w:tcPr>
+            <w:tcW w:w="1858" w:type="dxa"/>
+            <w:tcBorders>
+              <w:top w:val="single" w:sz="4" w:space="0" w:color="90A9C6"/>
+              <w:left w:val="single" w:sz="4" w:space="0" w:color="90A9C6"/>
+              <w:bottom w:val="single" w:sz="4" w:space="0" w:color="90A9C6"/>
+              <w:right w:val="single" w:sz="4" w:space="0" w:color="90A9C6"/>
+            </w:tcBorders>
+            <w:shd w:val="clear" w:color="auto" w:fill="D6E0EB"/>
+            <w:vAlign w:val="center"/>
+          </w:tcPr>
+          <w:p>
+            <w:pPr>
+              <w:pStyle w:val="Compact"/>
+            </w:pPr>
+            <w:r>
+              <w:rPr>
+                <w:b/>
+                <w:bCs/>
+                <w:color w:val="131416"/>
+              </w:rPr>
               <w:t xml:space="preserve">작성자</w:t>
             </w:r>
           </w:p>
         </w:tc>
         <w:tc>
-          <w:tcPr/>
-          <w:p>
-            <w:pPr>
-              <w:pStyle w:val="Compact"/>
-            </w:pPr>
-            <w:r>
+          <w:tcPr>
+            <w:tcW w:w="1857" w:type="dxa"/>
+            <w:tcBorders>
+              <w:top w:val="single" w:sz="4" w:space="0" w:color="90A9C6"/>
+              <w:left w:val="single" w:sz="4" w:space="0" w:color="90A9C6"/>
+              <w:bottom w:val="single" w:sz="4" w:space="0" w:color="90A9C6"/>
+              <w:right w:val="single" w:sz="4" w:space="0" w:color="90A9C6"/>
+            </w:tcBorders>
+            <w:shd w:val="clear" w:color="auto" w:fill="D6E0EB"/>
+            <w:vAlign w:val="center"/>
+          </w:tcPr>
+          <w:p>
+            <w:pPr>
+              <w:pStyle w:val="Compact"/>
+            </w:pPr>
+            <w:r>
+              <w:rPr>
+                <w:b/>
+                <w:bCs/>
+                <w:color w:val="131416"/>
+              </w:rPr>
               <w:t xml:space="preserve">승인자</w:t>
             </w:r>
           </w:p>
         </w:tc>
       </w:tr>
       <w:tr>
-        <w:tc>
-          <w:tcPr/>
+        <w:trPr>
+          <w:cantSplit/>
+        </w:trPr>
+        <w:tc>
+          <w:tcPr>
+            <w:tcW w:w="1858" w:type="dxa"/>
+          </w:tcPr>
           <w:p>
             <w:pPr>
               <w:pStyle w:val="Compact"/>
@@ -312,7 +501,9 @@
           </w:p>
         </w:tc>
         <w:tc>
-          <w:tcPr/>
+          <w:tcPr>
+            <w:tcW w:w="1975" w:type="dxa"/>
+          </w:tcPr>
           <w:p>
             <w:pPr>
               <w:pStyle w:val="Compact"/>
@@ -323,7 +514,9 @@
           </w:p>
         </w:tc>
         <w:tc>
-          <w:tcPr/>
+          <w:tcPr>
+            <w:tcW w:w="2090" w:type="dxa"/>
+          </w:tcPr>
           <w:p>
             <w:pPr>
               <w:pStyle w:val="Compact"/>
@@ -334,7 +527,9 @@
           </w:p>
         </w:tc>
         <w:tc>
-          <w:tcPr/>
+          <w:tcPr>
+            <w:tcW w:w="1858" w:type="dxa"/>
+          </w:tcPr>
           <w:p>
             <w:pPr>
               <w:pStyle w:val="Compact"/>
@@ -345,7 +540,9 @@
           </w:p>
         </w:tc>
         <w:tc>
-          <w:tcPr/>
+          <w:tcPr>
+            <w:tcW w:w="1857" w:type="dxa"/>
+          </w:tcPr>
           <w:p>
             <w:pPr>
               <w:pStyle w:val="Compact"/>
@@ -376,56 +573,121 @@
     <w:tbl>
       <w:tblPr>
         <w:tblStyle w:val="Table"/>
-        <w:tblW w:type="pct" w:w="5000"/>
+        <w:tblW w:w="9638" w:type="dxa"/>
+        <w:tblBorders>
+          <w:top w:val="single" w:sz="4" w:space="0" w:color="CDD1D5"/>
+          <w:left w:val="single" w:sz="4" w:space="0" w:color="CDD1D5"/>
+          <w:bottom w:val="single" w:sz="4" w:space="0" w:color="CDD1D5"/>
+          <w:right w:val="single" w:sz="4" w:space="0" w:color="CDD1D5"/>
+          <w:insideH w:val="single" w:sz="4" w:space="0" w:color="CDD1D5"/>
+          <w:insideV w:val="single" w:sz="4" w:space="0" w:color="CDD1D5"/>
+        </w:tblBorders>
         <w:tblLayout w:type="fixed"/>
+        <w:tblCellMar>
+          <w:top w:w="50" w:type="dxa"/>
+          <w:left w:w="100" w:type="dxa"/>
+          <w:bottom w:w="50" w:type="dxa"/>
+          <w:right w:w="100" w:type="dxa"/>
+        </w:tblCellMar>
         <w:tblLook w:firstRow="1" w:lastRow="0" w:firstColumn="0" w:lastColumn="0" w:noHBand="0" w:noVBand="0" w:val="0020"/>
       </w:tblPr>
       <w:tblGrid>
-        <w:gridCol w:w="2478"/>
-        <w:gridCol w:w="3358"/>
-        <w:gridCol w:w="2083"/>
+        <w:gridCol w:w="3016"/>
+        <w:gridCol w:w="4087"/>
+        <w:gridCol w:w="2535"/>
       </w:tblGrid>
       <w:tr>
         <w:trPr>
+          <w:cantSplit/>
           <w:tblHeader w:val="on"/>
         </w:trPr>
         <w:tc>
-          <w:tcPr/>
-          <w:p>
-            <w:pPr>
-              <w:pStyle w:val="Compact"/>
-            </w:pPr>
-            <w:r>
+          <w:tcPr>
+            <w:tcW w:w="3016" w:type="dxa"/>
+            <w:tcBorders>
+              <w:top w:val="single" w:sz="4" w:space="0" w:color="90A9C6"/>
+              <w:left w:val="single" w:sz="4" w:space="0" w:color="90A9C6"/>
+              <w:bottom w:val="single" w:sz="4" w:space="0" w:color="90A9C6"/>
+              <w:right w:val="single" w:sz="4" w:space="0" w:color="90A9C6"/>
+            </w:tcBorders>
+            <w:shd w:val="clear" w:color="auto" w:fill="D6E0EB"/>
+            <w:vAlign w:val="center"/>
+          </w:tcPr>
+          <w:p>
+            <w:pPr>
+              <w:pStyle w:val="Compact"/>
+            </w:pPr>
+            <w:r>
+              <w:rPr>
+                <w:b/>
+                <w:bCs/>
+                <w:color w:val="131416"/>
+              </w:rPr>
               <w:t xml:space="preserve">브랜치</w:t>
             </w:r>
           </w:p>
         </w:tc>
         <w:tc>
-          <w:tcPr/>
-          <w:p>
-            <w:pPr>
-              <w:pStyle w:val="Compact"/>
-            </w:pPr>
-            <w:r>
+          <w:tcPr>
+            <w:tcW w:w="4087" w:type="dxa"/>
+            <w:tcBorders>
+              <w:top w:val="single" w:sz="4" w:space="0" w:color="90A9C6"/>
+              <w:left w:val="single" w:sz="4" w:space="0" w:color="90A9C6"/>
+              <w:bottom w:val="single" w:sz="4" w:space="0" w:color="90A9C6"/>
+              <w:right w:val="single" w:sz="4" w:space="0" w:color="90A9C6"/>
+            </w:tcBorders>
+            <w:shd w:val="clear" w:color="auto" w:fill="D6E0EB"/>
+            <w:vAlign w:val="center"/>
+          </w:tcPr>
+          <w:p>
+            <w:pPr>
+              <w:pStyle w:val="Compact"/>
+            </w:pPr>
+            <w:r>
+              <w:rPr>
+                <w:b/>
+                <w:bCs/>
+                <w:color w:val="131416"/>
+              </w:rPr>
               <w:t xml:space="preserve">역할</w:t>
             </w:r>
           </w:p>
         </w:tc>
         <w:tc>
-          <w:tcPr/>
-          <w:p>
-            <w:pPr>
-              <w:pStyle w:val="Compact"/>
-            </w:pPr>
-            <w:r>
+          <w:tcPr>
+            <w:tcW w:w="2535" w:type="dxa"/>
+            <w:tcBorders>
+              <w:top w:val="single" w:sz="4" w:space="0" w:color="90A9C6"/>
+              <w:left w:val="single" w:sz="4" w:space="0" w:color="90A9C6"/>
+              <w:bottom w:val="single" w:sz="4" w:space="0" w:color="90A9C6"/>
+              <w:right w:val="single" w:sz="4" w:space="0" w:color="90A9C6"/>
+            </w:tcBorders>
+            <w:shd w:val="clear" w:color="auto" w:fill="D6E0EB"/>
+            <w:vAlign w:val="center"/>
+          </w:tcPr>
+          <w:p>
+            <w:pPr>
+              <w:pStyle w:val="Compact"/>
+            </w:pPr>
+            <w:r>
+              <w:rPr>
+                <w:b/>
+                <w:bCs/>
+                <w:color w:val="131416"/>
+              </w:rPr>
               <w:t xml:space="preserve">분기 → 병합 대상</w:t>
             </w:r>
           </w:p>
         </w:tc>
       </w:tr>
       <w:tr>
-        <w:tc>
-          <w:tcPr/>
+        <w:trPr>
+          <w:cantSplit/>
+        </w:trPr>
+        <w:tc>
+          <w:tcPr>
+            <w:tcW w:w="3016" w:type="dxa"/>
+          </w:tcPr>
           <w:p>
             <w:pPr>
               <w:pStyle w:val="Compact"/>
@@ -436,7 +698,9 @@
           </w:p>
         </w:tc>
         <w:tc>
-          <w:tcPr/>
+          <w:tcPr>
+            <w:tcW w:w="4087" w:type="dxa"/>
+          </w:tcPr>
           <w:p>
             <w:pPr>
               <w:pStyle w:val="Compact"/>
@@ -456,7 +720,9 @@
           </w:p>
         </w:tc>
         <w:tc>
-          <w:tcPr/>
+          <w:tcPr>
+            <w:tcW w:w="2535" w:type="dxa"/>
+          </w:tcPr>
           <w:p>
             <w:pPr>
               <w:pStyle w:val="Compact"/>
@@ -495,8 +761,13 @@
         </w:tc>
       </w:tr>
       <w:tr>
-        <w:tc>
-          <w:tcPr/>
+        <w:trPr>
+          <w:cantSplit/>
+        </w:trPr>
+        <w:tc>
+          <w:tcPr>
+            <w:tcW w:w="3016" w:type="dxa"/>
+          </w:tcPr>
           <w:p>
             <w:pPr>
               <w:pStyle w:val="Compact"/>
@@ -507,7 +778,9 @@
           </w:p>
         </w:tc>
         <w:tc>
-          <w:tcPr/>
+          <w:tcPr>
+            <w:tcW w:w="4087" w:type="dxa"/>
+          </w:tcPr>
           <w:p>
             <w:pPr>
               <w:pStyle w:val="Compact"/>
@@ -518,7 +791,9 @@
           </w:p>
         </w:tc>
         <w:tc>
-          <w:tcPr/>
+          <w:tcPr>
+            <w:tcW w:w="2535" w:type="dxa"/>
+          </w:tcPr>
           <w:p>
             <w:pPr>
               <w:pStyle w:val="Compact"/>
@@ -530,8 +805,13 @@
         </w:tc>
       </w:tr>
       <w:tr>
-        <w:tc>
-          <w:tcPr/>
+        <w:trPr>
+          <w:cantSplit/>
+        </w:trPr>
+        <w:tc>
+          <w:tcPr>
+            <w:tcW w:w="3016" w:type="dxa"/>
+          </w:tcPr>
           <w:p>
             <w:pPr>
               <w:pStyle w:val="Compact"/>
@@ -545,7 +825,9 @@
           </w:p>
         </w:tc>
         <w:tc>
-          <w:tcPr/>
+          <w:tcPr>
+            <w:tcW w:w="4087" w:type="dxa"/>
+          </w:tcPr>
           <w:p>
             <w:pPr>
               <w:pStyle w:val="Compact"/>
@@ -556,7 +838,9 @@
           </w:p>
         </w:tc>
         <w:tc>
-          <w:tcPr/>
+          <w:tcPr>
+            <w:tcW w:w="2535" w:type="dxa"/>
+          </w:tcPr>
           <w:p>
             <w:pPr>
               <w:pStyle w:val="Compact"/>
@@ -568,8 +852,13 @@
         </w:tc>
       </w:tr>
       <w:tr>
-        <w:tc>
-          <w:tcPr/>
+        <w:trPr>
+          <w:cantSplit/>
+        </w:trPr>
+        <w:tc>
+          <w:tcPr>
+            <w:tcW w:w="3016" w:type="dxa"/>
+          </w:tcPr>
           <w:p>
             <w:pPr>
               <w:pStyle w:val="Compact"/>
@@ -583,7 +872,9 @@
           </w:p>
         </w:tc>
         <w:tc>
-          <w:tcPr/>
+          <w:tcPr>
+            <w:tcW w:w="4087" w:type="dxa"/>
+          </w:tcPr>
           <w:p>
             <w:pPr>
               <w:pStyle w:val="Compact"/>
@@ -594,7 +885,9 @@
           </w:p>
         </w:tc>
         <w:tc>
-          <w:tcPr/>
+          <w:tcPr>
+            <w:tcW w:w="2535" w:type="dxa"/>
+          </w:tcPr>
           <w:p>
             <w:pPr>
               <w:pStyle w:val="Compact"/>
@@ -606,8 +899,13 @@
         </w:tc>
       </w:tr>
       <w:tr>
-        <w:tc>
-          <w:tcPr/>
+        <w:trPr>
+          <w:cantSplit/>
+        </w:trPr>
+        <w:tc>
+          <w:tcPr>
+            <w:tcW w:w="3016" w:type="dxa"/>
+          </w:tcPr>
           <w:p>
             <w:pPr>
               <w:pStyle w:val="Compact"/>
@@ -696,7 +994,9 @@
           </w:p>
         </w:tc>
         <w:tc>
-          <w:tcPr/>
+          <w:tcPr>
+            <w:tcW w:w="4087" w:type="dxa"/>
+          </w:tcPr>
           <w:p>
             <w:pPr>
               <w:pStyle w:val="Compact"/>
@@ -707,7 +1007,9 @@
           </w:p>
         </w:tc>
         <w:tc>
-          <w:tcPr/>
+          <w:tcPr>
+            <w:tcW w:w="2535" w:type="dxa"/>
+          </w:tcPr>
           <w:p>
             <w:pPr>
               <w:pStyle w:val="Compact"/>
@@ -719,8 +1021,13 @@
         </w:tc>
       </w:tr>
       <w:tr>
-        <w:tc>
-          <w:tcPr/>
+        <w:trPr>
+          <w:cantSplit/>
+        </w:trPr>
+        <w:tc>
+          <w:tcPr>
+            <w:tcW w:w="3016" w:type="dxa"/>
+          </w:tcPr>
           <w:p>
             <w:pPr>
               <w:pStyle w:val="Compact"/>
@@ -734,7 +1041,9 @@
           </w:p>
         </w:tc>
         <w:tc>
-          <w:tcPr/>
+          <w:tcPr>
+            <w:tcW w:w="4087" w:type="dxa"/>
+          </w:tcPr>
           <w:p>
             <w:pPr>
               <w:pStyle w:val="Compact"/>
@@ -745,7 +1054,9 @@
           </w:p>
         </w:tc>
         <w:tc>
-          <w:tcPr/>
+          <w:tcPr>
+            <w:tcW w:w="2535" w:type="dxa"/>
+          </w:tcPr>
           <w:p>
             <w:pPr>
               <w:pStyle w:val="Compact"/>
@@ -757,8 +1068,13 @@
         </w:tc>
       </w:tr>
       <w:tr>
-        <w:tc>
-          <w:tcPr/>
+        <w:trPr>
+          <w:cantSplit/>
+        </w:trPr>
+        <w:tc>
+          <w:tcPr>
+            <w:tcW w:w="3016" w:type="dxa"/>
+          </w:tcPr>
           <w:p>
             <w:pPr>
               <w:pStyle w:val="Compact"/>
@@ -772,7 +1088,9 @@
           </w:p>
         </w:tc>
         <w:tc>
-          <w:tcPr/>
+          <w:tcPr>
+            <w:tcW w:w="4087" w:type="dxa"/>
+          </w:tcPr>
           <w:p>
             <w:pPr>
               <w:pStyle w:val="Compact"/>
@@ -783,7 +1101,9 @@
           </w:p>
         </w:tc>
         <w:tc>
-          <w:tcPr/>
+          <w:tcPr>
+            <w:tcW w:w="2535" w:type="dxa"/>
+          </w:tcPr>
           <w:p>
             <w:pPr>
               <w:pStyle w:val="Compact"/>
@@ -893,6 +1213,10 @@
     <w:p>
       <w:pPr>
         <w:pStyle w:val="SourceCode"/>
+        <w:pBdr>
+          <w:left w:val="single" w:sz="18" w:space="6" w:color="8A949E"/>
+        </w:pBdr>
+        <w:shd w:val="clear" w:color="auto" w:fill="F4F5F6"/>
       </w:pPr>
       <w:r>
         <w:rPr>
@@ -989,6 +1313,10 @@
     <w:p>
       <w:pPr>
         <w:pStyle w:val="SourceCode"/>
+        <w:pBdr>
+          <w:left w:val="single" w:sz="18" w:space="6" w:color="8A949E"/>
+        </w:pBdr>
+        <w:shd w:val="clear" w:color="auto" w:fill="F4F5F6"/>
       </w:pPr>
       <w:r>
         <w:rPr>
@@ -1012,44 +1340,94 @@
     <w:tbl>
       <w:tblPr>
         <w:tblStyle w:val="Table"/>
-        <w:tblW w:type="pct" w:w="5000"/>
+        <w:tblW w:w="9638" w:type="dxa"/>
+        <w:tblBorders>
+          <w:top w:val="single" w:sz="4" w:space="0" w:color="CDD1D5"/>
+          <w:left w:val="single" w:sz="4" w:space="0" w:color="CDD1D5"/>
+          <w:bottom w:val="single" w:sz="4" w:space="0" w:color="CDD1D5"/>
+          <w:right w:val="single" w:sz="4" w:space="0" w:color="CDD1D5"/>
+          <w:insideH w:val="single" w:sz="4" w:space="0" w:color="CDD1D5"/>
+          <w:insideV w:val="single" w:sz="4" w:space="0" w:color="CDD1D5"/>
+        </w:tblBorders>
         <w:tblLayout w:type="fixed"/>
+        <w:tblCellMar>
+          <w:top w:w="50" w:type="dxa"/>
+          <w:left w:w="100" w:type="dxa"/>
+          <w:bottom w:w="50" w:type="dxa"/>
+          <w:right w:w="100" w:type="dxa"/>
+        </w:tblCellMar>
         <w:tblLook w:firstRow="1" w:lastRow="0" w:firstColumn="0" w:lastColumn="0" w:noHBand="0" w:noVBand="0" w:val="0020"/>
       </w:tblPr>
       <w:tblGrid>
-        <w:gridCol w:w="1836"/>
-        <w:gridCol w:w="6083"/>
+        <w:gridCol w:w="2235"/>
+        <w:gridCol w:w="7403"/>
       </w:tblGrid>
       <w:tr>
         <w:trPr>
+          <w:cantSplit/>
           <w:tblHeader w:val="on"/>
         </w:trPr>
         <w:tc>
-          <w:tcPr/>
-          <w:p>
-            <w:pPr>
-              <w:pStyle w:val="Compact"/>
-            </w:pPr>
-            <w:r>
+          <w:tcPr>
+            <w:tcW w:w="2235" w:type="dxa"/>
+            <w:tcBorders>
+              <w:top w:val="single" w:sz="4" w:space="0" w:color="90A9C6"/>
+              <w:left w:val="single" w:sz="4" w:space="0" w:color="90A9C6"/>
+              <w:bottom w:val="single" w:sz="4" w:space="0" w:color="90A9C6"/>
+              <w:right w:val="single" w:sz="4" w:space="0" w:color="90A9C6"/>
+            </w:tcBorders>
+            <w:shd w:val="clear" w:color="auto" w:fill="D6E0EB"/>
+            <w:vAlign w:val="center"/>
+          </w:tcPr>
+          <w:p>
+            <w:pPr>
+              <w:pStyle w:val="Compact"/>
+            </w:pPr>
+            <w:r>
+              <w:rPr>
+                <w:b/>
+                <w:bCs/>
+                <w:color w:val="131416"/>
+              </w:rPr>
               <w:t xml:space="preserve">타입</w:t>
             </w:r>
           </w:p>
         </w:tc>
         <w:tc>
-          <w:tcPr/>
-          <w:p>
-            <w:pPr>
-              <w:pStyle w:val="Compact"/>
-            </w:pPr>
-            <w:r>
+          <w:tcPr>
+            <w:tcW w:w="7403" w:type="dxa"/>
+            <w:tcBorders>
+              <w:top w:val="single" w:sz="4" w:space="0" w:color="90A9C6"/>
+              <w:left w:val="single" w:sz="4" w:space="0" w:color="90A9C6"/>
+              <w:bottom w:val="single" w:sz="4" w:space="0" w:color="90A9C6"/>
+              <w:right w:val="single" w:sz="4" w:space="0" w:color="90A9C6"/>
+            </w:tcBorders>
+            <w:shd w:val="clear" w:color="auto" w:fill="D6E0EB"/>
+            <w:vAlign w:val="center"/>
+          </w:tcPr>
+          <w:p>
+            <w:pPr>
+              <w:pStyle w:val="Compact"/>
+            </w:pPr>
+            <w:r>
+              <w:rPr>
+                <w:b/>
+                <w:bCs/>
+                <w:color w:val="131416"/>
+              </w:rPr>
               <w:t xml:space="preserve">의미</w:t>
             </w:r>
           </w:p>
         </w:tc>
       </w:tr>
       <w:tr>
-        <w:tc>
-          <w:tcPr/>
+        <w:trPr>
+          <w:cantSplit/>
+        </w:trPr>
+        <w:tc>
+          <w:tcPr>
+            <w:tcW w:w="2235" w:type="dxa"/>
+          </w:tcPr>
           <w:p>
             <w:pPr>
               <w:pStyle w:val="Compact"/>
@@ -1060,7 +1438,9 @@
           </w:p>
         </w:tc>
         <w:tc>
-          <w:tcPr/>
+          <w:tcPr>
+            <w:tcW w:w="7403" w:type="dxa"/>
+          </w:tcPr>
           <w:p>
             <w:pPr>
               <w:pStyle w:val="Compact"/>
@@ -1072,8 +1452,13 @@
         </w:tc>
       </w:tr>
       <w:tr>
-        <w:tc>
-          <w:tcPr/>
+        <w:trPr>
+          <w:cantSplit/>
+        </w:trPr>
+        <w:tc>
+          <w:tcPr>
+            <w:tcW w:w="2235" w:type="dxa"/>
+          </w:tcPr>
           <w:p>
             <w:pPr>
               <w:pStyle w:val="Compact"/>
@@ -1084,7 +1469,9 @@
           </w:p>
         </w:tc>
         <w:tc>
-          <w:tcPr/>
+          <w:tcPr>
+            <w:tcW w:w="7403" w:type="dxa"/>
+          </w:tcPr>
           <w:p>
             <w:pPr>
               <w:pStyle w:val="Compact"/>
@@ -1096,8 +1483,13 @@
         </w:tc>
       </w:tr>
       <w:tr>
-        <w:tc>
-          <w:tcPr/>
+        <w:trPr>
+          <w:cantSplit/>
+        </w:trPr>
+        <w:tc>
+          <w:tcPr>
+            <w:tcW w:w="2235" w:type="dxa"/>
+          </w:tcPr>
           <w:p>
             <w:pPr>
               <w:pStyle w:val="Compact"/>
@@ -1108,7 +1500,9 @@
           </w:p>
         </w:tc>
         <w:tc>
-          <w:tcPr/>
+          <w:tcPr>
+            <w:tcW w:w="7403" w:type="dxa"/>
+          </w:tcPr>
           <w:p>
             <w:pPr>
               <w:pStyle w:val="Compact"/>
@@ -1120,8 +1514,13 @@
         </w:tc>
       </w:tr>
       <w:tr>
-        <w:tc>
-          <w:tcPr/>
+        <w:trPr>
+          <w:cantSplit/>
+        </w:trPr>
+        <w:tc>
+          <w:tcPr>
+            <w:tcW w:w="2235" w:type="dxa"/>
+          </w:tcPr>
           <w:p>
             <w:pPr>
               <w:pStyle w:val="Compact"/>
@@ -1132,7 +1531,9 @@
           </w:p>
         </w:tc>
         <w:tc>
-          <w:tcPr/>
+          <w:tcPr>
+            <w:tcW w:w="7403" w:type="dxa"/>
+          </w:tcPr>
           <w:p>
             <w:pPr>
               <w:pStyle w:val="Compact"/>
@@ -1144,8 +1545,13 @@
         </w:tc>
       </w:tr>
       <w:tr>
-        <w:tc>
-          <w:tcPr/>
+        <w:trPr>
+          <w:cantSplit/>
+        </w:trPr>
+        <w:tc>
+          <w:tcPr>
+            <w:tcW w:w="2235" w:type="dxa"/>
+          </w:tcPr>
           <w:p>
             <w:pPr>
               <w:pStyle w:val="Compact"/>
@@ -1156,7 +1562,9 @@
           </w:p>
         </w:tc>
         <w:tc>
-          <w:tcPr/>
+          <w:tcPr>
+            <w:tcW w:w="7403" w:type="dxa"/>
+          </w:tcPr>
           <w:p>
             <w:pPr>
               <w:pStyle w:val="Compact"/>
@@ -1168,8 +1576,13 @@
         </w:tc>
       </w:tr>
       <w:tr>
-        <w:tc>
-          <w:tcPr/>
+        <w:trPr>
+          <w:cantSplit/>
+        </w:trPr>
+        <w:tc>
+          <w:tcPr>
+            <w:tcW w:w="2235" w:type="dxa"/>
+          </w:tcPr>
           <w:p>
             <w:pPr>
               <w:pStyle w:val="Compact"/>
@@ -1180,7 +1593,9 @@
           </w:p>
         </w:tc>
         <w:tc>
-          <w:tcPr/>
+          <w:tcPr>
+            <w:tcW w:w="7403" w:type="dxa"/>
+          </w:tcPr>
           <w:p>
             <w:pPr>
               <w:pStyle w:val="Compact"/>
@@ -1192,8 +1607,13 @@
         </w:tc>
       </w:tr>
       <w:tr>
-        <w:tc>
-          <w:tcPr/>
+        <w:trPr>
+          <w:cantSplit/>
+        </w:trPr>
+        <w:tc>
+          <w:tcPr>
+            <w:tcW w:w="2235" w:type="dxa"/>
+          </w:tcPr>
           <w:p>
             <w:pPr>
               <w:pStyle w:val="Compact"/>
@@ -1204,7 +1624,9 @@
           </w:p>
         </w:tc>
         <w:tc>
-          <w:tcPr/>
+          <w:tcPr>
+            <w:tcW w:w="7403" w:type="dxa"/>
+          </w:tcPr>
           <w:p>
             <w:pPr>
               <w:pStyle w:val="Compact"/>
@@ -1216,8 +1638,13 @@
         </w:tc>
       </w:tr>
       <w:tr>
-        <w:tc>
-          <w:tcPr/>
+        <w:trPr>
+          <w:cantSplit/>
+        </w:trPr>
+        <w:tc>
+          <w:tcPr>
+            <w:tcW w:w="2235" w:type="dxa"/>
+          </w:tcPr>
           <w:p>
             <w:pPr>
               <w:pStyle w:val="Compact"/>
@@ -1228,7 +1655,9 @@
           </w:p>
         </w:tc>
         <w:tc>
-          <w:tcPr/>
+          <w:tcPr>
+            <w:tcW w:w="7403" w:type="dxa"/>
+          </w:tcPr>
           <w:p>
             <w:pPr>
               <w:pStyle w:val="Compact"/>
